--- a/public/Anshika_Rai_Clickable_CV.docx
+++ b/public/Anshika_Rai_Clickable_CV.docx
@@ -35,27 +35,19 @@
       <w:hyperlink r:id="rId2">
         <w:r>
           <w:rPr>
-            <w:rStyle w:val="ListLabel1"/>
+            <w:rStyle w:val="ListLabel2"/>
           </w:rPr>
           <w:t>LinkedIn Profile</w:t>
         </w:r>
       </w:hyperlink>
       <w:r>
         <w:rPr/>
-        <w:t xml:space="preserve"> :    </w:t>
-      </w:r>
-      <w:r>
-        <w:rPr/>
-        <w:t>|</w:t>
-      </w:r>
-      <w:r>
-        <w:rPr/>
-        <w:t xml:space="preserve">   </w:t>
+        <w:t xml:space="preserve"> :    |   </w:t>
       </w:r>
       <w:hyperlink r:id="rId3">
         <w:r>
           <w:rPr>
-            <w:rStyle w:val="ListLabel1"/>
+            <w:rStyle w:val="ListLabel2"/>
           </w:rPr>
           <w:t>GitHub Profile</w:t>
         </w:r>
@@ -302,7 +294,7 @@
       <w:hyperlink r:id="rId4">
         <w:r>
           <w:rPr>
-            <w:rStyle w:val="ListLabel1"/>
+            <w:rStyle w:val="ListLabel2"/>
           </w:rPr>
           <w:t>Walk Into The Wild</w:t>
         </w:r>
@@ -320,7 +312,7 @@
       <w:hyperlink r:id="rId5">
         <w:r>
           <w:rPr>
-            <w:rStyle w:val="ListLabel1"/>
+            <w:rStyle w:val="ListLabel2"/>
           </w:rPr>
           <w:t>Travel Creator</w:t>
         </w:r>
@@ -338,7 +330,7 @@
       <w:hyperlink r:id="rId6">
         <w:r>
           <w:rPr>
-            <w:rStyle w:val="ListLabel1"/>
+            <w:rStyle w:val="ListLabel2"/>
           </w:rPr>
           <w:t>Roisutra</w:t>
         </w:r>
@@ -356,7 +348,7 @@
       <w:hyperlink r:id="rId7">
         <w:r>
           <w:rPr>
-            <w:rStyle w:val="ListLabel1"/>
+            <w:rStyle w:val="ListLabel2"/>
           </w:rPr>
           <w:t>Convergent Website</w:t>
         </w:r>
@@ -374,7 +366,7 @@
       <w:hyperlink r:id="rId8">
         <w:r>
           <w:rPr>
-            <w:rStyle w:val="ListLabel1"/>
+            <w:rStyle w:val="ListLabel2"/>
           </w:rPr>
           <w:t>WB 2025 / Fieldata</w:t>
         </w:r>
@@ -392,7 +384,7 @@
       <w:hyperlink r:id="rId9">
         <w:r>
           <w:rPr>
-            <w:rStyle w:val="ListLabel1"/>
+            <w:rStyle w:val="ListLabel2"/>
           </w:rPr>
           <w:t>eCounting</w:t>
         </w:r>
@@ -410,7 +402,7 @@
       <w:hyperlink r:id="rId10">
         <w:r>
           <w:rPr>
-            <w:rStyle w:val="ListLabel1"/>
+            <w:rStyle w:val="ListLabel2"/>
           </w:rPr>
           <w:t>Triline Website</w:t>
         </w:r>
@@ -418,6 +410,50 @@
     </w:p>
     <w:p>
       <w:pPr>
+        <w:pStyle w:val="ListBullet"/>
+        <w:numPr>
+          <w:ilvl w:val="0"/>
+          <w:numId w:val="1"/>
+        </w:numPr>
+        <w:rPr/>
+      </w:pPr>
+      <w:hyperlink r:id="rId11">
+        <w:r>
+          <w:rPr>
+            <w:rStyle w:val="Hyperlink"/>
+            <w:color w:val="1C1C1C"/>
+            <w:u w:val="none"/>
+          </w:rPr>
+          <w:t>India Eventually</w:t>
+        </w:r>
+      </w:hyperlink>
+    </w:p>
+    <w:p>
+      <w:pPr>
+        <w:pStyle w:val="ListBullet"/>
+        <w:numPr>
+          <w:ilvl w:val="0"/>
+          <w:numId w:val="1"/>
+        </w:numPr>
+        <w:rPr/>
+      </w:pPr>
+      <w:hyperlink r:id="rId12">
+        <w:r>
+          <w:rPr>
+            <w:rStyle w:val="Hyperlink"/>
+            <w:color w:val="1C1C1C"/>
+            <w:u w:val="none"/>
+          </w:rPr>
+          <w:t>My Personal Portfolio</w:t>
+        </w:r>
+      </w:hyperlink>
+      <w:r>
+        <w:rPr/>
+        <w:br/>
+      </w:r>
+    </w:p>
+    <w:p>
+      <w:pPr>
         <w:pStyle w:val="Heading2"/>
         <w:rPr/>
       </w:pPr>
@@ -433,11 +469,7 @@
       </w:pPr>
       <w:r>
         <w:rPr/>
-        <w:t xml:space="preserve">MCA – Pursuing (2025–2027), Integral University, </w:t>
-      </w:r>
-      <w:r>
-        <w:rPr/>
-        <w:t xml:space="preserve">(Lucknow) U.P </w:t>
+        <w:t xml:space="preserve">MCA – Pursuing (2025–2027), Integral University, (Lucknow) U.P </w:t>
       </w:r>
     </w:p>
     <w:p>
@@ -447,19 +479,7 @@
       </w:pPr>
       <w:r>
         <w:rPr/>
-        <w:t xml:space="preserve">Bachelor </w:t>
-      </w:r>
-      <w:r>
-        <w:rPr/>
-        <w:t>of Art’s</w:t>
-      </w:r>
-      <w:r>
-        <w:rPr/>
-        <w:t xml:space="preserve">  – 2022, </w:t>
-      </w:r>
-      <w:r>
-        <w:rPr/>
-        <w:t>PG Collage (Ghazipur) U.P.</w:t>
+        <w:t>Bachelor of Art’s  – 2022, PG Collage (Ghazipur) U.P.</w:t>
       </w:r>
     </w:p>
     <w:p>
@@ -518,6 +538,7 @@
         </w:tabs>
         <w:ind w:left="1080" w:hanging="360"/>
       </w:pPr>
+      <w:rPr/>
     </w:lvl>
     <w:lvl w:ilvl="2">
       <w:start w:val="1"/>
@@ -530,6 +551,7 @@
         </w:tabs>
         <w:ind w:left="1440" w:hanging="360"/>
       </w:pPr>
+      <w:rPr/>
     </w:lvl>
     <w:lvl w:ilvl="3">
       <w:start w:val="1"/>
@@ -542,6 +564,7 @@
         </w:tabs>
         <w:ind w:left="1800" w:hanging="360"/>
       </w:pPr>
+      <w:rPr/>
     </w:lvl>
     <w:lvl w:ilvl="4">
       <w:start w:val="1"/>
@@ -554,6 +577,7 @@
         </w:tabs>
         <w:ind w:left="2160" w:hanging="360"/>
       </w:pPr>
+      <w:rPr/>
     </w:lvl>
     <w:lvl w:ilvl="5">
       <w:start w:val="1"/>
@@ -566,6 +590,7 @@
         </w:tabs>
         <w:ind w:left="2520" w:hanging="360"/>
       </w:pPr>
+      <w:rPr/>
     </w:lvl>
     <w:lvl w:ilvl="6">
       <w:start w:val="1"/>
@@ -578,6 +603,7 @@
         </w:tabs>
         <w:ind w:left="2880" w:hanging="360"/>
       </w:pPr>
+      <w:rPr/>
     </w:lvl>
     <w:lvl w:ilvl="7">
       <w:start w:val="1"/>
@@ -590,6 +616,7 @@
         </w:tabs>
         <w:ind w:left="3240" w:hanging="360"/>
       </w:pPr>
+      <w:rPr/>
     </w:lvl>
     <w:lvl w:ilvl="8">
       <w:start w:val="1"/>
@@ -602,6 +629,7 @@
         </w:tabs>
         <w:ind w:left="3600" w:hanging="360"/>
       </w:pPr>
+      <w:rPr/>
     </w:lvl>
   </w:abstractNum>
   <w:abstractNum w:abstractNumId="2">
@@ -631,6 +659,7 @@
         </w:tabs>
         <w:ind w:left="1080" w:hanging="360"/>
       </w:pPr>
+      <w:rPr/>
     </w:lvl>
     <w:lvl w:ilvl="2">
       <w:start w:val="1"/>
@@ -643,6 +672,7 @@
         </w:tabs>
         <w:ind w:left="1440" w:hanging="360"/>
       </w:pPr>
+      <w:rPr/>
     </w:lvl>
     <w:lvl w:ilvl="3">
       <w:start w:val="1"/>
@@ -655,6 +685,7 @@
         </w:tabs>
         <w:ind w:left="1800" w:hanging="360"/>
       </w:pPr>
+      <w:rPr/>
     </w:lvl>
     <w:lvl w:ilvl="4">
       <w:start w:val="1"/>
@@ -667,6 +698,7 @@
         </w:tabs>
         <w:ind w:left="2160" w:hanging="360"/>
       </w:pPr>
+      <w:rPr/>
     </w:lvl>
     <w:lvl w:ilvl="5">
       <w:start w:val="1"/>
@@ -679,6 +711,7 @@
         </w:tabs>
         <w:ind w:left="2520" w:hanging="360"/>
       </w:pPr>
+      <w:rPr/>
     </w:lvl>
     <w:lvl w:ilvl="6">
       <w:start w:val="1"/>
@@ -691,6 +724,7 @@
         </w:tabs>
         <w:ind w:left="2880" w:hanging="360"/>
       </w:pPr>
+      <w:rPr/>
     </w:lvl>
     <w:lvl w:ilvl="7">
       <w:start w:val="1"/>
@@ -703,6 +737,7 @@
         </w:tabs>
         <w:ind w:left="3240" w:hanging="360"/>
       </w:pPr>
+      <w:rPr/>
     </w:lvl>
     <w:lvl w:ilvl="8">
       <w:start w:val="1"/>
@@ -715,6 +750,7 @@
         </w:tabs>
         <w:ind w:left="3600" w:hanging="360"/>
       </w:pPr>
+      <w:rPr/>
     </w:lvl>
   </w:abstractNum>
   <w:abstractNum w:abstractNumId="3">
@@ -744,6 +780,7 @@
         </w:tabs>
         <w:ind w:left="1080" w:hanging="360"/>
       </w:pPr>
+      <w:rPr/>
     </w:lvl>
     <w:lvl w:ilvl="2">
       <w:start w:val="1"/>
@@ -756,6 +793,7 @@
         </w:tabs>
         <w:ind w:left="1440" w:hanging="360"/>
       </w:pPr>
+      <w:rPr/>
     </w:lvl>
     <w:lvl w:ilvl="3">
       <w:start w:val="1"/>
@@ -768,6 +806,7 @@
         </w:tabs>
         <w:ind w:left="1800" w:hanging="360"/>
       </w:pPr>
+      <w:rPr/>
     </w:lvl>
     <w:lvl w:ilvl="4">
       <w:start w:val="1"/>
@@ -780,6 +819,7 @@
         </w:tabs>
         <w:ind w:left="2160" w:hanging="360"/>
       </w:pPr>
+      <w:rPr/>
     </w:lvl>
     <w:lvl w:ilvl="5">
       <w:start w:val="1"/>
@@ -792,6 +832,7 @@
         </w:tabs>
         <w:ind w:left="2520" w:hanging="360"/>
       </w:pPr>
+      <w:rPr/>
     </w:lvl>
     <w:lvl w:ilvl="6">
       <w:start w:val="1"/>
@@ -804,6 +845,7 @@
         </w:tabs>
         <w:ind w:left="2880" w:hanging="360"/>
       </w:pPr>
+      <w:rPr/>
     </w:lvl>
     <w:lvl w:ilvl="7">
       <w:start w:val="1"/>
@@ -816,6 +858,7 @@
         </w:tabs>
         <w:ind w:left="3240" w:hanging="360"/>
       </w:pPr>
+      <w:rPr/>
     </w:lvl>
     <w:lvl w:ilvl="8">
       <w:start w:val="1"/>
@@ -828,6 +871,7 @@
         </w:tabs>
         <w:ind w:left="3600" w:hanging="360"/>
       </w:pPr>
+      <w:rPr/>
     </w:lvl>
   </w:abstractNum>
   <w:abstractNum w:abstractNumId="4">
@@ -855,6 +899,7 @@
         </w:tabs>
         <w:ind w:left="1080" w:hanging="360"/>
       </w:pPr>
+      <w:rPr/>
     </w:lvl>
     <w:lvl w:ilvl="2">
       <w:start w:val="1"/>
@@ -867,6 +912,7 @@
         </w:tabs>
         <w:ind w:left="1440" w:hanging="360"/>
       </w:pPr>
+      <w:rPr/>
     </w:lvl>
     <w:lvl w:ilvl="3">
       <w:start w:val="1"/>
@@ -879,6 +925,7 @@
         </w:tabs>
         <w:ind w:left="1800" w:hanging="360"/>
       </w:pPr>
+      <w:rPr/>
     </w:lvl>
     <w:lvl w:ilvl="4">
       <w:start w:val="1"/>
@@ -891,6 +938,7 @@
         </w:tabs>
         <w:ind w:left="2160" w:hanging="360"/>
       </w:pPr>
+      <w:rPr/>
     </w:lvl>
     <w:lvl w:ilvl="5">
       <w:start w:val="1"/>
@@ -903,6 +951,7 @@
         </w:tabs>
         <w:ind w:left="2520" w:hanging="360"/>
       </w:pPr>
+      <w:rPr/>
     </w:lvl>
     <w:lvl w:ilvl="6">
       <w:start w:val="1"/>
@@ -915,6 +964,7 @@
         </w:tabs>
         <w:ind w:left="2880" w:hanging="360"/>
       </w:pPr>
+      <w:rPr/>
     </w:lvl>
     <w:lvl w:ilvl="7">
       <w:start w:val="1"/>
@@ -927,6 +977,7 @@
         </w:tabs>
         <w:ind w:left="3240" w:hanging="360"/>
       </w:pPr>
+      <w:rPr/>
     </w:lvl>
     <w:lvl w:ilvl="8">
       <w:start w:val="1"/>
@@ -939,6 +990,7 @@
         </w:tabs>
         <w:ind w:left="3600" w:hanging="360"/>
       </w:pPr>
+      <w:rPr/>
     </w:lvl>
   </w:abstractNum>
   <w:abstractNum w:abstractNumId="5">
@@ -966,6 +1018,7 @@
         </w:tabs>
         <w:ind w:left="1080" w:hanging="360"/>
       </w:pPr>
+      <w:rPr/>
     </w:lvl>
     <w:lvl w:ilvl="2">
       <w:start w:val="1"/>
@@ -978,6 +1031,7 @@
         </w:tabs>
         <w:ind w:left="1440" w:hanging="360"/>
       </w:pPr>
+      <w:rPr/>
     </w:lvl>
     <w:lvl w:ilvl="3">
       <w:start w:val="1"/>
@@ -990,6 +1044,7 @@
         </w:tabs>
         <w:ind w:left="1800" w:hanging="360"/>
       </w:pPr>
+      <w:rPr/>
     </w:lvl>
     <w:lvl w:ilvl="4">
       <w:start w:val="1"/>
@@ -1002,6 +1057,7 @@
         </w:tabs>
         <w:ind w:left="2160" w:hanging="360"/>
       </w:pPr>
+      <w:rPr/>
     </w:lvl>
     <w:lvl w:ilvl="5">
       <w:start w:val="1"/>
@@ -1014,6 +1070,7 @@
         </w:tabs>
         <w:ind w:left="2520" w:hanging="360"/>
       </w:pPr>
+      <w:rPr/>
     </w:lvl>
     <w:lvl w:ilvl="6">
       <w:start w:val="1"/>
@@ -1026,6 +1083,7 @@
         </w:tabs>
         <w:ind w:left="2880" w:hanging="360"/>
       </w:pPr>
+      <w:rPr/>
     </w:lvl>
     <w:lvl w:ilvl="7">
       <w:start w:val="1"/>
@@ -1038,6 +1096,7 @@
         </w:tabs>
         <w:ind w:left="3240" w:hanging="360"/>
       </w:pPr>
+      <w:rPr/>
     </w:lvl>
     <w:lvl w:ilvl="8">
       <w:start w:val="1"/>
@@ -1050,6 +1109,7 @@
         </w:tabs>
         <w:ind w:left="3600" w:hanging="360"/>
       </w:pPr>
+      <w:rPr/>
     </w:lvl>
   </w:abstractNum>
   <w:abstractNum w:abstractNumId="6">
@@ -1077,6 +1137,7 @@
         </w:tabs>
         <w:ind w:left="1080" w:hanging="360"/>
       </w:pPr>
+      <w:rPr/>
     </w:lvl>
     <w:lvl w:ilvl="2">
       <w:start w:val="1"/>
@@ -1089,6 +1150,7 @@
         </w:tabs>
         <w:ind w:left="1440" w:hanging="360"/>
       </w:pPr>
+      <w:rPr/>
     </w:lvl>
     <w:lvl w:ilvl="3">
       <w:start w:val="1"/>
@@ -1101,6 +1163,7 @@
         </w:tabs>
         <w:ind w:left="1800" w:hanging="360"/>
       </w:pPr>
+      <w:rPr/>
     </w:lvl>
     <w:lvl w:ilvl="4">
       <w:start w:val="1"/>
@@ -1113,6 +1176,7 @@
         </w:tabs>
         <w:ind w:left="2160" w:hanging="360"/>
       </w:pPr>
+      <w:rPr/>
     </w:lvl>
     <w:lvl w:ilvl="5">
       <w:start w:val="1"/>
@@ -1125,6 +1189,7 @@
         </w:tabs>
         <w:ind w:left="2520" w:hanging="360"/>
       </w:pPr>
+      <w:rPr/>
     </w:lvl>
     <w:lvl w:ilvl="6">
       <w:start w:val="1"/>
@@ -1137,6 +1202,7 @@
         </w:tabs>
         <w:ind w:left="2880" w:hanging="360"/>
       </w:pPr>
+      <w:rPr/>
     </w:lvl>
     <w:lvl w:ilvl="7">
       <w:start w:val="1"/>
@@ -1149,6 +1215,7 @@
         </w:tabs>
         <w:ind w:left="3240" w:hanging="360"/>
       </w:pPr>
+      <w:rPr/>
     </w:lvl>
     <w:lvl w:ilvl="8">
       <w:start w:val="1"/>
@@ -1161,6 +1228,7 @@
         </w:tabs>
         <w:ind w:left="3600" w:hanging="360"/>
       </w:pPr>
+      <w:rPr/>
     </w:lvl>
   </w:abstractNum>
   <w:abstractNum w:abstractNumId="7">
@@ -1311,7 +1379,7 @@
   <w:docDefaults>
     <w:rPrDefault>
       <w:rPr>
-        <w:rFonts w:ascii="Cambria" w:hAnsi="Cambria" w:eastAsia="ＭＳ 明朝" w:cs="" w:asciiTheme="minorHAnsi" w:cstheme="minorBidi" w:eastAsiaTheme="minorEastAsia" w:hAnsiTheme="minorHAnsi"/>
+        <w:rFonts w:ascii="Cambria" w:hAnsi="Cambria" w:eastAsia="" w:cs="" w:asciiTheme="minorHAnsi" w:cstheme="minorBidi" w:eastAsiaTheme="minorEastAsia" w:hAnsiTheme="minorHAnsi"/>
         <w:sz w:val="22"/>
         <w:szCs w:val="22"/>
         <w:lang w:val="en-US" w:eastAsia="en-US" w:bidi="ar-SA"/>
@@ -1468,12 +1536,13 @@
     <w:rsid w:val="00fc693f"/>
     <w:pPr>
       <w:widowControl/>
+      <w:suppressAutoHyphens w:val="true"/>
       <w:bidi w:val="0"/>
       <w:spacing w:lineRule="auto" w:line="276" w:before="0" w:after="200"/>
       <w:jc w:val="left"/>
     </w:pPr>
     <w:rPr>
-      <w:rFonts w:ascii="Cambria" w:hAnsi="Cambria" w:eastAsia="ＭＳ 明朝" w:cs="" w:asciiTheme="minorHAnsi" w:cstheme="minorBidi" w:eastAsiaTheme="minorEastAsia" w:hAnsiTheme="minorHAnsi"/>
+      <w:rFonts w:ascii="Cambria" w:hAnsi="Cambria" w:eastAsia="" w:cs="" w:asciiTheme="minorHAnsi" w:cstheme="minorBidi" w:eastAsiaTheme="minorEastAsia" w:hAnsiTheme="minorHAnsi"/>
       <w:color w:val="auto"/>
       <w:kern w:val="0"/>
       <w:sz w:val="22"/>
@@ -1496,7 +1565,7 @@
       <w:outlineLvl w:val="0"/>
     </w:pPr>
     <w:rPr>
-      <w:rFonts w:ascii="Calibri" w:hAnsi="Calibri" w:eastAsia="ＭＳ ゴシック" w:cs="" w:asciiTheme="majorHAnsi" w:cstheme="majorBidi" w:eastAsiaTheme="majorEastAsia" w:hAnsiTheme="majorHAnsi"/>
+      <w:rFonts w:ascii="Calibri" w:hAnsi="Calibri" w:eastAsia="" w:cs="" w:asciiTheme="majorHAnsi" w:cstheme="majorBidi" w:eastAsiaTheme="majorEastAsia" w:hAnsiTheme="majorHAnsi"/>
       <w:b/>
       <w:bCs/>
       <w:color w:themeColor="accent1" w:themeShade="bf" w:val="365F91"/>
@@ -1520,7 +1589,7 @@
       <w:outlineLvl w:val="1"/>
     </w:pPr>
     <w:rPr>
-      <w:rFonts w:ascii="Calibri" w:hAnsi="Calibri" w:eastAsia="ＭＳ ゴシック" w:cs="" w:asciiTheme="majorHAnsi" w:cstheme="majorBidi" w:eastAsiaTheme="majorEastAsia" w:hAnsiTheme="majorHAnsi"/>
+      <w:rFonts w:ascii="Calibri" w:hAnsi="Calibri" w:eastAsia="" w:cs="" w:asciiTheme="majorHAnsi" w:cstheme="majorBidi" w:eastAsiaTheme="majorEastAsia" w:hAnsiTheme="majorHAnsi"/>
       <w:b/>
       <w:bCs/>
       <w:color w:themeColor="accent1" w:val="4F81BD"/>
@@ -1544,7 +1613,7 @@
       <w:outlineLvl w:val="2"/>
     </w:pPr>
     <w:rPr>
-      <w:rFonts w:ascii="Calibri" w:hAnsi="Calibri" w:eastAsia="ＭＳ ゴシック" w:cs="" w:asciiTheme="majorHAnsi" w:cstheme="majorBidi" w:eastAsiaTheme="majorEastAsia" w:hAnsiTheme="majorHAnsi"/>
+      <w:rFonts w:ascii="Calibri" w:hAnsi="Calibri" w:eastAsia="" w:cs="" w:asciiTheme="majorHAnsi" w:cstheme="majorBidi" w:eastAsiaTheme="majorEastAsia" w:hAnsiTheme="majorHAnsi"/>
       <w:b/>
       <w:bCs/>
       <w:color w:themeColor="accent1" w:val="4F81BD"/>
@@ -1567,7 +1636,7 @@
       <w:outlineLvl w:val="3"/>
     </w:pPr>
     <w:rPr>
-      <w:rFonts w:ascii="Calibri" w:hAnsi="Calibri" w:eastAsia="ＭＳ ゴシック" w:cs="" w:asciiTheme="majorHAnsi" w:cstheme="majorBidi" w:eastAsiaTheme="majorEastAsia" w:hAnsiTheme="majorHAnsi"/>
+      <w:rFonts w:ascii="Calibri" w:hAnsi="Calibri" w:eastAsia="" w:cs="" w:asciiTheme="majorHAnsi" w:cstheme="majorBidi" w:eastAsiaTheme="majorEastAsia" w:hAnsiTheme="majorHAnsi"/>
       <w:b/>
       <w:bCs/>
       <w:i/>
@@ -1592,7 +1661,7 @@
       <w:outlineLvl w:val="4"/>
     </w:pPr>
     <w:rPr>
-      <w:rFonts w:ascii="Calibri" w:hAnsi="Calibri" w:eastAsia="ＭＳ ゴシック" w:cs="" w:asciiTheme="majorHAnsi" w:cstheme="majorBidi" w:eastAsiaTheme="majorEastAsia" w:hAnsiTheme="majorHAnsi"/>
+      <w:rFonts w:ascii="Calibri" w:hAnsi="Calibri" w:eastAsia="" w:cs="" w:asciiTheme="majorHAnsi" w:cstheme="majorBidi" w:eastAsiaTheme="majorEastAsia" w:hAnsiTheme="majorHAnsi"/>
       <w:color w:themeColor="accent1" w:themeShade="7f" w:val="243F60"/>
     </w:rPr>
   </w:style>
@@ -1613,7 +1682,7 @@
       <w:outlineLvl w:val="5"/>
     </w:pPr>
     <w:rPr>
-      <w:rFonts w:ascii="Calibri" w:hAnsi="Calibri" w:eastAsia="ＭＳ ゴシック" w:cs="" w:asciiTheme="majorHAnsi" w:cstheme="majorBidi" w:eastAsiaTheme="majorEastAsia" w:hAnsiTheme="majorHAnsi"/>
+      <w:rFonts w:ascii="Calibri" w:hAnsi="Calibri" w:eastAsia="" w:cs="" w:asciiTheme="majorHAnsi" w:cstheme="majorBidi" w:eastAsiaTheme="majorEastAsia" w:hAnsiTheme="majorHAnsi"/>
       <w:i/>
       <w:iCs/>
       <w:color w:themeColor="accent1" w:themeShade="7f" w:val="243F60"/>
@@ -1636,7 +1705,7 @@
       <w:outlineLvl w:val="6"/>
     </w:pPr>
     <w:rPr>
-      <w:rFonts w:ascii="Calibri" w:hAnsi="Calibri" w:eastAsia="ＭＳ ゴシック" w:cs="" w:asciiTheme="majorHAnsi" w:cstheme="majorBidi" w:eastAsiaTheme="majorEastAsia" w:hAnsiTheme="majorHAnsi"/>
+      <w:rFonts w:ascii="Calibri" w:hAnsi="Calibri" w:eastAsia="" w:cs="" w:asciiTheme="majorHAnsi" w:cstheme="majorBidi" w:eastAsiaTheme="majorEastAsia" w:hAnsiTheme="majorHAnsi"/>
       <w:i/>
       <w:iCs/>
       <w:color w:themeColor="text1" w:themeTint="bf" w:val="404040"/>
@@ -1659,7 +1728,7 @@
       <w:outlineLvl w:val="7"/>
     </w:pPr>
     <w:rPr>
-      <w:rFonts w:ascii="Calibri" w:hAnsi="Calibri" w:eastAsia="ＭＳ ゴシック" w:cs="" w:asciiTheme="majorHAnsi" w:cstheme="majorBidi" w:eastAsiaTheme="majorEastAsia" w:hAnsiTheme="majorHAnsi"/>
+      <w:rFonts w:ascii="Calibri" w:hAnsi="Calibri" w:eastAsia="" w:cs="" w:asciiTheme="majorHAnsi" w:cstheme="majorBidi" w:eastAsiaTheme="majorEastAsia" w:hAnsiTheme="majorHAnsi"/>
       <w:color w:themeColor="accent1" w:val="4F81BD"/>
       <w:sz w:val="20"/>
       <w:szCs w:val="20"/>
@@ -1682,7 +1751,7 @@
       <w:outlineLvl w:val="8"/>
     </w:pPr>
     <w:rPr>
-      <w:rFonts w:ascii="Calibri" w:hAnsi="Calibri" w:eastAsia="ＭＳ ゴシック" w:cs="" w:asciiTheme="majorHAnsi" w:cstheme="majorBidi" w:eastAsiaTheme="majorEastAsia" w:hAnsiTheme="majorHAnsi"/>
+      <w:rFonts w:ascii="Calibri" w:hAnsi="Calibri" w:eastAsia="" w:cs="" w:asciiTheme="majorHAnsi" w:cstheme="majorBidi" w:eastAsiaTheme="majorEastAsia" w:hAnsiTheme="majorHAnsi"/>
       <w:i/>
       <w:iCs/>
       <w:color w:themeColor="text1" w:themeTint="bf" w:val="404040"/>
@@ -1724,7 +1793,7 @@
     <w:qFormat/>
     <w:rsid w:val="00fc693f"/>
     <w:rPr>
-      <w:rFonts w:ascii="Calibri" w:hAnsi="Calibri" w:eastAsia="ＭＳ ゴシック" w:cs="" w:asciiTheme="majorHAnsi" w:cstheme="majorBidi" w:eastAsiaTheme="majorEastAsia" w:hAnsiTheme="majorHAnsi"/>
+      <w:rFonts w:ascii="Calibri" w:hAnsi="Calibri" w:eastAsia="" w:cs="" w:asciiTheme="majorHAnsi" w:cstheme="majorBidi" w:eastAsiaTheme="majorEastAsia" w:hAnsiTheme="majorHAnsi"/>
       <w:b/>
       <w:bCs/>
       <w:color w:themeColor="accent1" w:themeShade="bf" w:val="365F91"/>
@@ -1740,7 +1809,7 @@
     <w:qFormat/>
     <w:rsid w:val="00fc693f"/>
     <w:rPr>
-      <w:rFonts w:ascii="Calibri" w:hAnsi="Calibri" w:eastAsia="ＭＳ ゴシック" w:cs="" w:asciiTheme="majorHAnsi" w:cstheme="majorBidi" w:eastAsiaTheme="majorEastAsia" w:hAnsiTheme="majorHAnsi"/>
+      <w:rFonts w:ascii="Calibri" w:hAnsi="Calibri" w:eastAsia="" w:cs="" w:asciiTheme="majorHAnsi" w:cstheme="majorBidi" w:eastAsiaTheme="majorEastAsia" w:hAnsiTheme="majorHAnsi"/>
       <w:b/>
       <w:bCs/>
       <w:color w:themeColor="accent1" w:val="4F81BD"/>
@@ -1756,7 +1825,7 @@
     <w:qFormat/>
     <w:rsid w:val="00fc693f"/>
     <w:rPr>
-      <w:rFonts w:ascii="Calibri" w:hAnsi="Calibri" w:eastAsia="ＭＳ ゴシック" w:cs="" w:asciiTheme="majorHAnsi" w:cstheme="majorBidi" w:eastAsiaTheme="majorEastAsia" w:hAnsiTheme="majorHAnsi"/>
+      <w:rFonts w:ascii="Calibri" w:hAnsi="Calibri" w:eastAsia="" w:cs="" w:asciiTheme="majorHAnsi" w:cstheme="majorBidi" w:eastAsiaTheme="majorEastAsia" w:hAnsiTheme="majorHAnsi"/>
       <w:b/>
       <w:bCs/>
       <w:color w:themeColor="accent1" w:val="4F81BD"/>
@@ -1770,7 +1839,7 @@
     <w:qFormat/>
     <w:rsid w:val="00fc693f"/>
     <w:rPr>
-      <w:rFonts w:ascii="Calibri" w:hAnsi="Calibri" w:eastAsia="ＭＳ ゴシック" w:cs="" w:asciiTheme="majorHAnsi" w:cstheme="majorBidi" w:eastAsiaTheme="majorEastAsia" w:hAnsiTheme="majorHAnsi"/>
+      <w:rFonts w:ascii="Calibri" w:hAnsi="Calibri" w:eastAsia="" w:cs="" w:asciiTheme="majorHAnsi" w:cstheme="majorBidi" w:eastAsiaTheme="majorEastAsia" w:hAnsiTheme="majorHAnsi"/>
       <w:color w:themeColor="text2" w:themeShade="bf" w:val="17365D"/>
       <w:spacing w:val="5"/>
       <w:kern w:val="2"/>
@@ -1786,7 +1855,7 @@
     <w:qFormat/>
     <w:rsid w:val="00fc693f"/>
     <w:rPr>
-      <w:rFonts w:ascii="Calibri" w:hAnsi="Calibri" w:eastAsia="ＭＳ ゴシック" w:cs="" w:asciiTheme="majorHAnsi" w:cstheme="majorBidi" w:eastAsiaTheme="majorEastAsia" w:hAnsiTheme="majorHAnsi"/>
+      <w:rFonts w:ascii="Calibri" w:hAnsi="Calibri" w:eastAsia="" w:cs="" w:asciiTheme="majorHAnsi" w:cstheme="majorBidi" w:eastAsiaTheme="majorEastAsia" w:hAnsiTheme="majorHAnsi"/>
       <w:i/>
       <w:iCs/>
       <w:color w:themeColor="accent1" w:val="4F81BD"/>
@@ -1859,7 +1928,7 @@
     <w:qFormat/>
     <w:rsid w:val="00fc693f"/>
     <w:rPr>
-      <w:rFonts w:ascii="Calibri" w:hAnsi="Calibri" w:eastAsia="ＭＳ ゴシック" w:cs="" w:asciiTheme="majorHAnsi" w:cstheme="majorBidi" w:eastAsiaTheme="majorEastAsia" w:hAnsiTheme="majorHAnsi"/>
+      <w:rFonts w:ascii="Calibri" w:hAnsi="Calibri" w:eastAsia="" w:cs="" w:asciiTheme="majorHAnsi" w:cstheme="majorBidi" w:eastAsiaTheme="majorEastAsia" w:hAnsiTheme="majorHAnsi"/>
       <w:b/>
       <w:bCs/>
       <w:i/>
@@ -1876,7 +1945,7 @@
     <w:qFormat/>
     <w:rsid w:val="00fc693f"/>
     <w:rPr>
-      <w:rFonts w:ascii="Calibri" w:hAnsi="Calibri" w:eastAsia="ＭＳ ゴシック" w:cs="" w:asciiTheme="majorHAnsi" w:cstheme="majorBidi" w:eastAsiaTheme="majorEastAsia" w:hAnsiTheme="majorHAnsi"/>
+      <w:rFonts w:ascii="Calibri" w:hAnsi="Calibri" w:eastAsia="" w:cs="" w:asciiTheme="majorHAnsi" w:cstheme="majorBidi" w:eastAsiaTheme="majorEastAsia" w:hAnsiTheme="majorHAnsi"/>
       <w:color w:themeColor="accent1" w:themeShade="7f" w:val="243F60"/>
     </w:rPr>
   </w:style>
@@ -1889,7 +1958,7 @@
     <w:qFormat/>
     <w:rsid w:val="00fc693f"/>
     <w:rPr>
-      <w:rFonts w:ascii="Calibri" w:hAnsi="Calibri" w:eastAsia="ＭＳ ゴシック" w:cs="" w:asciiTheme="majorHAnsi" w:cstheme="majorBidi" w:eastAsiaTheme="majorEastAsia" w:hAnsiTheme="majorHAnsi"/>
+      <w:rFonts w:ascii="Calibri" w:hAnsi="Calibri" w:eastAsia="" w:cs="" w:asciiTheme="majorHAnsi" w:cstheme="majorBidi" w:eastAsiaTheme="majorEastAsia" w:hAnsiTheme="majorHAnsi"/>
       <w:i/>
       <w:iCs/>
       <w:color w:themeColor="accent1" w:themeShade="7f" w:val="243F60"/>
@@ -1904,7 +1973,7 @@
     <w:qFormat/>
     <w:rsid w:val="00fc693f"/>
     <w:rPr>
-      <w:rFonts w:ascii="Calibri" w:hAnsi="Calibri" w:eastAsia="ＭＳ ゴシック" w:cs="" w:asciiTheme="majorHAnsi" w:cstheme="majorBidi" w:eastAsiaTheme="majorEastAsia" w:hAnsiTheme="majorHAnsi"/>
+      <w:rFonts w:ascii="Calibri" w:hAnsi="Calibri" w:eastAsia="" w:cs="" w:asciiTheme="majorHAnsi" w:cstheme="majorBidi" w:eastAsiaTheme="majorEastAsia" w:hAnsiTheme="majorHAnsi"/>
       <w:i/>
       <w:iCs/>
       <w:color w:themeColor="text1" w:themeTint="bf" w:val="404040"/>
@@ -1919,7 +1988,7 @@
     <w:qFormat/>
     <w:rsid w:val="00fc693f"/>
     <w:rPr>
-      <w:rFonts w:ascii="Calibri" w:hAnsi="Calibri" w:eastAsia="ＭＳ ゴシック" w:cs="" w:asciiTheme="majorHAnsi" w:cstheme="majorBidi" w:eastAsiaTheme="majorEastAsia" w:hAnsiTheme="majorHAnsi"/>
+      <w:rFonts w:ascii="Calibri" w:hAnsi="Calibri" w:eastAsia="" w:cs="" w:asciiTheme="majorHAnsi" w:cstheme="majorBidi" w:eastAsiaTheme="majorEastAsia" w:hAnsiTheme="majorHAnsi"/>
       <w:color w:themeColor="accent1" w:val="4F81BD"/>
       <w:sz w:val="20"/>
       <w:szCs w:val="20"/>
@@ -1934,7 +2003,7 @@
     <w:qFormat/>
     <w:rsid w:val="00fc693f"/>
     <w:rPr>
-      <w:rFonts w:ascii="Calibri" w:hAnsi="Calibri" w:eastAsia="ＭＳ ゴシック" w:cs="" w:asciiTheme="majorHAnsi" w:cstheme="majorBidi" w:eastAsiaTheme="majorEastAsia" w:hAnsiTheme="majorHAnsi"/>
+      <w:rFonts w:ascii="Calibri" w:hAnsi="Calibri" w:eastAsia="" w:cs="" w:asciiTheme="majorHAnsi" w:cstheme="majorBidi" w:eastAsiaTheme="majorEastAsia" w:hAnsiTheme="majorHAnsi"/>
       <w:i/>
       <w:iCs/>
       <w:color w:themeColor="text1" w:themeTint="bf" w:val="404040"/>
@@ -2049,6 +2118,13 @@
     <w:name w:val="Hyperlink"/>
     <w:rPr>
       <w:color w:val="000080"/>
+      <w:u w:val="single"/>
+    </w:rPr>
+  </w:style>
+  <w:style w:type="character" w:styleId="FollowedHyperlink">
+    <w:name w:val="FollowedHyperlink"/>
+    <w:rPr>
+      <w:color w:val="800000"/>
       <w:u w:val="single"/>
     </w:rPr>
   </w:style>
@@ -2171,12 +2247,13 @@
     <w:rsid w:val="00fc693f"/>
     <w:pPr>
       <w:widowControl/>
+      <w:suppressAutoHyphens w:val="true"/>
       <w:bidi w:val="0"/>
       <w:spacing w:lineRule="auto" w:line="240" w:before="0" w:after="0"/>
       <w:jc w:val="left"/>
     </w:pPr>
     <w:rPr>
-      <w:rFonts w:ascii="Cambria" w:hAnsi="Cambria" w:eastAsia="ＭＳ 明朝" w:cs="" w:asciiTheme="minorHAnsi" w:cstheme="minorBidi" w:eastAsiaTheme="minorEastAsia" w:hAnsiTheme="minorHAnsi"/>
+      <w:rFonts w:ascii="Cambria" w:hAnsi="Cambria" w:eastAsia="" w:cs="" w:asciiTheme="minorHAnsi" w:cstheme="minorBidi" w:eastAsiaTheme="minorEastAsia" w:hAnsiTheme="minorHAnsi"/>
       <w:color w:val="auto"/>
       <w:kern w:val="0"/>
       <w:sz w:val="22"/>
@@ -2200,7 +2277,7 @@
       <w:contextualSpacing/>
     </w:pPr>
     <w:rPr>
-      <w:rFonts w:ascii="Calibri" w:hAnsi="Calibri" w:eastAsia="ＭＳ ゴシック" w:cs="" w:asciiTheme="majorHAnsi" w:cstheme="majorBidi" w:eastAsiaTheme="majorEastAsia" w:hAnsiTheme="majorHAnsi"/>
+      <w:rFonts w:ascii="Calibri" w:hAnsi="Calibri" w:eastAsia="" w:cs="" w:asciiTheme="majorHAnsi" w:cstheme="majorBidi" w:eastAsiaTheme="majorEastAsia" w:hAnsiTheme="majorHAnsi"/>
       <w:color w:themeColor="text2" w:themeShade="bf" w:val="17365D"/>
       <w:spacing w:val="5"/>
       <w:kern w:val="2"/>
@@ -2218,7 +2295,7 @@
     <w:rsid w:val="00fc693f"/>
     <w:pPr/>
     <w:rPr>
-      <w:rFonts w:ascii="Calibri" w:hAnsi="Calibri" w:eastAsia="ＭＳ ゴシック" w:cs="" w:asciiTheme="majorHAnsi" w:cstheme="majorBidi" w:eastAsiaTheme="majorEastAsia" w:hAnsiTheme="majorHAnsi"/>
+      <w:rFonts w:ascii="Calibri" w:hAnsi="Calibri" w:eastAsia="" w:cs="" w:asciiTheme="majorHAnsi" w:cstheme="majorBidi" w:eastAsiaTheme="majorEastAsia" w:hAnsiTheme="majorHAnsi"/>
       <w:i/>
       <w:iCs/>
       <w:color w:themeColor="accent1" w:val="4F81BD"/>
@@ -2451,12 +2528,13 @@
         <w:tab w:val="left" w:pos="3456" w:leader="none"/>
         <w:tab w:val="left" w:pos="4032" w:leader="none"/>
       </w:tabs>
+      <w:suppressAutoHyphens w:val="true"/>
       <w:bidi w:val="0"/>
       <w:spacing w:lineRule="auto" w:line="276" w:before="0" w:after="200"/>
       <w:jc w:val="left"/>
     </w:pPr>
     <w:rPr>
-      <w:rFonts w:ascii="Courier" w:hAnsi="Courier" w:eastAsia="ＭＳ 明朝" w:cs="" w:cstheme="minorBidi" w:eastAsiaTheme="minorEastAsia"/>
+      <w:rFonts w:ascii="Courier" w:hAnsi="Courier" w:eastAsia="" w:cs="" w:cstheme="minorBidi" w:eastAsiaTheme="minorEastAsia"/>
       <w:color w:val="auto"/>
       <w:kern w:val="0"/>
       <w:sz w:val="20"/>
@@ -5654,7 +5732,6 @@
       <w:pPr>
         <w:spacing w:before="0" w:after="0" w:line="240" w:lineRule="auto"/>
       </w:pPr>
-      <w:rPr/>
       <w:tblPr/>
       <w:tcPr>
         <w:tcBorders>
@@ -5800,7 +5877,6 @@
       <w:pPr>
         <w:spacing w:before="0" w:after="0" w:line="240" w:lineRule="auto"/>
       </w:pPr>
-      <w:rPr/>
       <w:tblPr/>
       <w:tcPr>
         <w:tcBorders>
@@ -5946,7 +6022,6 @@
       <w:pPr>
         <w:spacing w:before="0" w:after="0" w:line="240" w:lineRule="auto"/>
       </w:pPr>
-      <w:rPr/>
       <w:tblPr/>
       <w:tcPr>
         <w:tcBorders>
@@ -6092,7 +6167,6 @@
       <w:pPr>
         <w:spacing w:before="0" w:after="0" w:line="240" w:lineRule="auto"/>
       </w:pPr>
-      <w:rPr/>
       <w:tblPr/>
       <w:tcPr>
         <w:tcBorders>
@@ -6238,7 +6312,6 @@
       <w:pPr>
         <w:spacing w:before="0" w:after="0" w:line="240" w:lineRule="auto"/>
       </w:pPr>
-      <w:rPr/>
       <w:tblPr/>
       <w:tcPr>
         <w:tcBorders>
@@ -6384,7 +6457,6 @@
       <w:pPr>
         <w:spacing w:before="0" w:after="0" w:line="240" w:lineRule="auto"/>
       </w:pPr>
-      <w:rPr/>
       <w:tblPr/>
       <w:tcPr>
         <w:tcBorders>
@@ -6530,7 +6602,6 @@
       <w:pPr>
         <w:spacing w:before="0" w:after="0" w:line="240" w:lineRule="auto"/>
       </w:pPr>
-      <w:rPr/>
       <w:tblPr/>
       <w:tcPr>
         <w:tcBorders>
